--- a/docs/network-analyzer-guide.docx
+++ b/docs/network-analyzer-guide.docx
@@ -37,12 +37,18 @@
     </w:p>
     <w:p>
       <w:r>
-        <w:t>本頁為整套網管工具箱（防火牆設定分析器、交換器設定解析器、交換器設定產生器、設定檔去識別化工具）的入口導覽頁，提供工具卡片連結，並支援拖放設定檔自動偵測廠牌與工具，直接導向對應工具開啟。所有處理均在瀏覽器本機執行，不會上傳至任何伺服器。</w:t>
+        <w:t>本頁為整套網管工具箱（防火牆設定分析器、交換器設定解析器、交換器設定產生器、設定檔去識別化工具、日誌分析工具，共 5 個工具）的入口導覽頁，提供工具卡片連結，並支援拖放設定檔／日誌檔自動偵測廠牌與格式，直接導向對應工具開啟。所有處理均在瀏覽器本機執行，不會上傳至任何伺服器。</w:t>
+      </w:r>
+    </w:p>
+    <w:p>
+      <w:pPr/>
+      <w:r>
+        <w:t>🧭 跨工具導覽：本頁即為導覽首頁；其餘 5 個工具頁面右上角皆提供「🧭」按鈕，可快速切換回本頁或至其他工具，無需依賴瀏覽器上一頁。</w:t>
       </w:r>
     </w:p>
     <w:p>
       <w:r>
-        <w:t>🌐 介面語言：與其餘四個工具相同，支援繁體中文 / English / 日本語 三語切換（另有多組隱藏彩蛋語言）。</w:t>
+        <w:t>🌐 介面語言：與其餘五個工具相同，支援繁體中文 / English / 日本語 三語切換（另有多組隱藏彩蛋語言）。</w:t>
       </w:r>
     </w:p>
     <w:p>
@@ -263,7 +269,29 @@
         </w:tc>
       </w:tr>
     </w:tbl>
-    <w:p/>
+    <w:p>
+      <w:r>
+        <w:t>1. 將設定檔或日誌檔直接拖放到頁面中央的拖放區（或點擊選擇檔案）。</w:t>
+      </w:r>
+    </w:p>
+    <w:p>
+      <w:pPr/>
+      <w:r>
+        <w:t>2. 工具自動偵測廠牌與檔案類型後，會顯示建議開啟的工具卡片並代入上傳內容。</w:t>
+      </w:r>
+    </w:p>
+    <w:p>
+      <w:pPr/>
+      <w:r>
+        <w:t>3. 亦可略過拖放，直接點擊任一工具卡片開啟該工具（於新分頁開啟），自行上傳或貼上內容。</w:t>
+      </w:r>
+    </w:p>
+    <w:p>
+      <w:pPr/>
+      <w:r>
+        <w:t>4. 若自動偵測結果不符預期，可在對應工具內手動切換廠牌／格式選單重新解析。</w:t>
+      </w:r>
+    </w:p>
     <w:p>
       <w:pPr>
         <w:pStyle w:val="Heading1"/>
